--- a/ambr7_network.docx
+++ b/ambr7_network.docx
@@ -1235,6 +1235,224 @@
       </w:pPr>
       <w:r>
         <w:t xml:space="preserve">3.4 Estimating a partial correlation network</w:t>
+      </w:r>
+    </w:p>
+    <w:p>
+      <w:pPr>
+        <w:pStyle w:val="SourceCode"/>
+      </w:pPr>
+      <w:r>
+        <w:rPr>
+          <w:rStyle w:val="NormalTok"/>
+        </w:rPr>
+        <w:t xml:space="preserve">net </w:t>
+      </w:r>
+      <w:r>
+        <w:rPr>
+          <w:rStyle w:val="OtherTok"/>
+        </w:rPr>
+        <w:t xml:space="preserve">&lt;-</w:t>
+      </w:r>
+      <w:r>
+        <w:rPr>
+          <w:rStyle w:val="NormalTok"/>
+        </w:rPr>
+        <w:t xml:space="preserve"> </w:t>
+      </w:r>
+      <w:r>
+        <w:rPr>
+          <w:rStyle w:val="FunctionTok"/>
+        </w:rPr>
+        <w:t xml:space="preserve">estimateNetwork</w:t>
+      </w:r>
+      <w:r>
+        <w:rPr>
+          <w:rStyle w:val="NormalTok"/>
+        </w:rPr>
+        <w:t xml:space="preserve">(</w:t>
+      </w:r>
+      <w:r>
+        <w:br/>
+      </w:r>
+      <w:r>
+        <w:rPr>
+          <w:rStyle w:val="NormalTok"/>
+        </w:rPr>
+        <w:t xml:space="preserve">  items,</w:t>
+      </w:r>
+      <w:r>
+        <w:br/>
+      </w:r>
+      <w:r>
+        <w:rPr>
+          <w:rStyle w:val="NormalTok"/>
+        </w:rPr>
+        <w:t xml:space="preserve">  </w:t>
+      </w:r>
+      <w:r>
+        <w:rPr>
+          <w:rStyle w:val="AttributeTok"/>
+        </w:rPr>
+        <w:t xml:space="preserve">default   =</w:t>
+      </w:r>
+      <w:r>
+        <w:rPr>
+          <w:rStyle w:val="NormalTok"/>
+        </w:rPr>
+        <w:t xml:space="preserve"> </w:t>
+      </w:r>
+      <w:r>
+        <w:rPr>
+          <w:rStyle w:val="StringTok"/>
+        </w:rPr>
+        <w:t xml:space="preserve">"EBICglasso"</w:t>
+      </w:r>
+      <w:r>
+        <w:rPr>
+          <w:rStyle w:val="NormalTok"/>
+        </w:rPr>
+        <w:t xml:space="preserve">,</w:t>
+      </w:r>
+      <w:r>
+        <w:br/>
+      </w:r>
+      <w:r>
+        <w:rPr>
+          <w:rStyle w:val="NormalTok"/>
+        </w:rPr>
+        <w:t xml:space="preserve">  </w:t>
+      </w:r>
+      <w:r>
+        <w:rPr>
+          <w:rStyle w:val="AttributeTok"/>
+        </w:rPr>
+        <w:t xml:space="preserve">corMethod =</w:t>
+      </w:r>
+      <w:r>
+        <w:rPr>
+          <w:rStyle w:val="NormalTok"/>
+        </w:rPr>
+        <w:t xml:space="preserve"> </w:t>
+      </w:r>
+      <w:r>
+        <w:rPr>
+          <w:rStyle w:val="StringTok"/>
+        </w:rPr>
+        <w:t xml:space="preserve">"cor_auto"</w:t>
+      </w:r>
+      <w:r>
+        <w:br/>
+      </w:r>
+      <w:r>
+        <w:rPr>
+          <w:rStyle w:val="NormalTok"/>
+        </w:rPr>
+        <w:t xml:space="preserve">)</w:t>
+      </w:r>
+    </w:p>
+    <w:p>
+      <w:pPr>
+        <w:pStyle w:val="SourceCode"/>
+      </w:pPr>
+      <w:r>
+        <w:rPr>
+          <w:rStyle w:val="VerbatimChar"/>
+        </w:rPr>
+        <w:t xml:space="preserve">Estimating Network. Using package::function:</w:t>
+      </w:r>
+      <w:r>
+        <w:br/>
+      </w:r>
+      <w:r>
+        <w:rPr>
+          <w:rStyle w:val="VerbatimChar"/>
+        </w:rPr>
+        <w:t xml:space="preserve">  - qgraph::EBICglasso for EBIC model selection</w:t>
+      </w:r>
+      <w:r>
+        <w:br/>
+      </w:r>
+      <w:r>
+        <w:rPr>
+          <w:rStyle w:val="VerbatimChar"/>
+        </w:rPr>
+        <w:t xml:space="preserve">    - using glasso::glasso</w:t>
+      </w:r>
+      <w:r>
+        <w:br/>
+      </w:r>
+      <w:r>
+        <w:rPr>
+          <w:rStyle w:val="VerbatimChar"/>
+        </w:rPr>
+        <w:t xml:space="preserve">  - qgraph::cor_auto for correlation computation</w:t>
+      </w:r>
+      <w:r>
+        <w:br/>
+      </w:r>
+      <w:r>
+        <w:rPr>
+          <w:rStyle w:val="VerbatimChar"/>
+        </w:rPr>
+        <w:t xml:space="preserve">    - using lavaan::lavCor</w:t>
+      </w:r>
+    </w:p>
+    <w:p>
+      <w:pPr>
+        <w:pStyle w:val="SourceCode"/>
+      </w:pPr>
+      <w:r>
+        <w:rPr>
+          <w:rStyle w:val="VerbatimChar"/>
+        </w:rPr>
+        <w:t xml:space="preserve">Variables detected as ordinal: nervous; hopeless; restless; nothing_cheer; everything_effort; worthless</w:t>
+      </w:r>
+    </w:p>
+    <w:p>
+      <w:pPr>
+        <w:pStyle w:val="SourceCode"/>
+      </w:pPr>
+      <w:r>
+        <w:rPr>
+          <w:rStyle w:val="VerbatimChar"/>
+        </w:rPr>
+        <w:t xml:space="preserve">Warning in EBICglassoCore(S = S, n = n, gamma = gamma, penalize.diagonal =</w:t>
+      </w:r>
+      <w:r>
+        <w:br/>
+      </w:r>
+      <w:r>
+        <w:rPr>
+          <w:rStyle w:val="VerbatimChar"/>
+        </w:rPr>
+        <w:t xml:space="preserve">penalize.diagonal, : A dense regularized network was selected (lambda &lt; 0.1 *</w:t>
+      </w:r>
+      <w:r>
+        <w:br/>
+      </w:r>
+      <w:r>
+        <w:rPr>
+          <w:rStyle w:val="VerbatimChar"/>
+        </w:rPr>
+        <w:t xml:space="preserve">lambda.max). Recent work indicates a possible drop in specificity. Interpret</w:t>
+      </w:r>
+      <w:r>
+        <w:br/>
+      </w:r>
+      <w:r>
+        <w:rPr>
+          <w:rStyle w:val="VerbatimChar"/>
+        </w:rPr>
+        <w:t xml:space="preserve">the presence of the smallest edges with care. Setting threshold = TRUE will</w:t>
+      </w:r>
+      <w:r>
+        <w:br/>
+      </w:r>
+      <w:r>
+        <w:rPr>
+          <w:rStyle w:val="VerbatimChar"/>
+        </w:rPr>
+        <w:t xml:space="preserve">enforce higher specificity, at the cost of sensitivity.</w:t>
       </w:r>
     </w:p>
     <w:p>

--- a/ambr7_network.docx
+++ b/ambr7_network.docx
@@ -1348,111 +1348,6 @@
           <w:rStyle w:val="NormalTok"/>
         </w:rPr>
         <w:t xml:space="preserve">)</w:t>
-      </w:r>
-    </w:p>
-    <w:p>
-      <w:pPr>
-        <w:pStyle w:val="SourceCode"/>
-      </w:pPr>
-      <w:r>
-        <w:rPr>
-          <w:rStyle w:val="VerbatimChar"/>
-        </w:rPr>
-        <w:t xml:space="preserve">Estimating Network. Using package::function:</w:t>
-      </w:r>
-      <w:r>
-        <w:br/>
-      </w:r>
-      <w:r>
-        <w:rPr>
-          <w:rStyle w:val="VerbatimChar"/>
-        </w:rPr>
-        <w:t xml:space="preserve">  - qgraph::EBICglasso for EBIC model selection</w:t>
-      </w:r>
-      <w:r>
-        <w:br/>
-      </w:r>
-      <w:r>
-        <w:rPr>
-          <w:rStyle w:val="VerbatimChar"/>
-        </w:rPr>
-        <w:t xml:space="preserve">    - using glasso::glasso</w:t>
-      </w:r>
-      <w:r>
-        <w:br/>
-      </w:r>
-      <w:r>
-        <w:rPr>
-          <w:rStyle w:val="VerbatimChar"/>
-        </w:rPr>
-        <w:t xml:space="preserve">  - qgraph::cor_auto for correlation computation</w:t>
-      </w:r>
-      <w:r>
-        <w:br/>
-      </w:r>
-      <w:r>
-        <w:rPr>
-          <w:rStyle w:val="VerbatimChar"/>
-        </w:rPr>
-        <w:t xml:space="preserve">    - using lavaan::lavCor</w:t>
-      </w:r>
-    </w:p>
-    <w:p>
-      <w:pPr>
-        <w:pStyle w:val="SourceCode"/>
-      </w:pPr>
-      <w:r>
-        <w:rPr>
-          <w:rStyle w:val="VerbatimChar"/>
-        </w:rPr>
-        <w:t xml:space="preserve">Variables detected as ordinal: nervous; hopeless; restless; nothing_cheer; everything_effort; worthless</w:t>
-      </w:r>
-    </w:p>
-    <w:p>
-      <w:pPr>
-        <w:pStyle w:val="SourceCode"/>
-      </w:pPr>
-      <w:r>
-        <w:rPr>
-          <w:rStyle w:val="VerbatimChar"/>
-        </w:rPr>
-        <w:t xml:space="preserve">Warning in EBICglassoCore(S = S, n = n, gamma = gamma, penalize.diagonal =</w:t>
-      </w:r>
-      <w:r>
-        <w:br/>
-      </w:r>
-      <w:r>
-        <w:rPr>
-          <w:rStyle w:val="VerbatimChar"/>
-        </w:rPr>
-        <w:t xml:space="preserve">penalize.diagonal, : A dense regularized network was selected (lambda &lt; 0.1 *</w:t>
-      </w:r>
-      <w:r>
-        <w:br/>
-      </w:r>
-      <w:r>
-        <w:rPr>
-          <w:rStyle w:val="VerbatimChar"/>
-        </w:rPr>
-        <w:t xml:space="preserve">lambda.max). Recent work indicates a possible drop in specificity. Interpret</w:t>
-      </w:r>
-      <w:r>
-        <w:br/>
-      </w:r>
-      <w:r>
-        <w:rPr>
-          <w:rStyle w:val="VerbatimChar"/>
-        </w:rPr>
-        <w:t xml:space="preserve">the presence of the smallest edges with care. Setting threshold = TRUE will</w:t>
-      </w:r>
-      <w:r>
-        <w:br/>
-      </w:r>
-      <w:r>
-        <w:rPr>
-          <w:rStyle w:val="VerbatimChar"/>
-        </w:rPr>
-        <w:t xml:space="preserve">enforce higher specificity, at the cost of sensitivity.</w:t>
       </w:r>
     </w:p>
     <w:p>
